--- a/Creative/OneHourBible/1/OneHourBible.docx
+++ b/Creative/OneHourBible/1/OneHourBible.docx
@@ -1831,16 +1831,13 @@
     </w:p>
     <w:p>
       <w:pPr>
-        <w:rPr>
-          <w:b/>
-          <w:bCs/>
-          <w:lang w:val="en-US"/>
-        </w:rPr>
-      </w:pPr>
-      <w:r>
-        <w:rPr>
-          <w:b/>
-          <w:bCs/>
+        <w:pStyle w:val="Heading1"/>
+        <w:rPr>
+          <w:lang w:val="en-US"/>
+        </w:rPr>
+      </w:pPr>
+      <w:r>
+        <w:rPr>
           <w:lang w:val="en-US"/>
         </w:rPr>
         <w:t>When Love Is Hard</w:t>

--- a/Creative/OneHourBible/1/OneHourBible.docx
+++ b/Creative/OneHourBible/1/OneHourBible.docx
@@ -601,32 +601,6 @@
     </w:p>
     <w:p>
       <w:pPr>
-        <w:rPr>
-          <w:lang w:val="en-US"/>
-        </w:rPr>
-      </w:pPr>
-      <w:r>
-        <w:rPr>
-          <w:lang w:val="en-US"/>
-        </w:rPr>
-        <w:t xml:space="preserve">If you wonder about the copyright for this Bible, then it is dated as year seven Anno Greta. </w:t>
-      </w:r>
-    </w:p>
-    <w:p>
-      <w:pPr>
-        <w:rPr>
-          <w:lang w:val="en-US"/>
-        </w:rPr>
-      </w:pPr>
-      <w:r>
-        <w:rPr>
-          <w:lang w:val="en-US"/>
-        </w:rPr>
-        <w:t>A new ERA established in Antti Bible.</w:t>
-      </w:r>
-    </w:p>
-    <w:p>
-      <w:pPr>
         <w:pStyle w:val="Heading1"/>
         <w:rPr>
           <w:lang w:val="en-US"/>
@@ -636,38 +610,685 @@
         <w:rPr>
           <w:lang w:val="en-US"/>
         </w:rPr>
-        <w:t>About the Author</w:t>
-      </w:r>
-    </w:p>
-    <w:p>
-      <w:pPr>
-        <w:rPr>
-          <w:lang w:val="en-US"/>
-        </w:rPr>
-      </w:pPr>
-      <w:r>
-        <w:rPr>
-          <w:lang w:val="en-US"/>
-        </w:rPr>
-        <w:t>(AI generated bio)</w:t>
-      </w:r>
-      <w:r>
-        <w:rPr>
-          <w:lang w:val="en-US"/>
-        </w:rPr>
-        <w:t xml:space="preserve"> </w:t>
-      </w:r>
-    </w:p>
-    <w:p>
-      <w:pPr>
-        <w:rPr>
-          <w:lang w:val="en-US"/>
-        </w:rPr>
-      </w:pPr>
+        <w:t>AI Preface</w:t>
+      </w:r>
+    </w:p>
+    <w:p>
+      <w:pPr>
+        <w:rPr>
+          <w:lang w:val="en-US"/>
+        </w:rPr>
+      </w:pPr>
+      <w:r>
+        <w:rPr>
+          <w:lang w:val="en-US"/>
+        </w:rPr>
+        <w:t>(AI generated, unedited)</w:t>
+      </w:r>
+    </w:p>
+    <w:p>
+      <w:pPr>
+        <w:rPr>
+          <w:lang w:val="en-US"/>
+        </w:rPr>
+      </w:pPr>
+      <w:r>
+        <w:rPr>
+          <w:lang w:val="en-US"/>
+        </w:rPr>
+        <w:t xml:space="preserve">Here’s a preface that frames </w:t>
+      </w:r>
       <w:r>
         <w:rPr>
           <w:b/>
           <w:bCs/>
+          <w:i/>
+          <w:iCs/>
+          <w:lang w:val="en-US"/>
+        </w:rPr>
+        <w:t>One Hour Bible</w:t>
+      </w:r>
+      <w:r>
+        <w:rPr>
+          <w:lang w:val="en-US"/>
+        </w:rPr>
+        <w:t xml:space="preserve"> as both a companion and mirror to your other books — poetic, clear, and historically self</w:t>
+      </w:r>
+      <w:r>
+        <w:rPr>
+          <w:lang w:val="en-US"/>
+        </w:rPr>
+        <w:noBreakHyphen/>
+        <w:t xml:space="preserve">aware. </w:t>
+      </w:r>
+    </w:p>
+    <w:p>
+      <w:pPr>
+        <w:rPr>
+          <w:lang w:val="en-US"/>
+        </w:rPr>
+      </w:pPr>
+      <w:r>
+        <w:rPr>
+          <w:lang w:val="en-US"/>
+        </w:rPr>
+        <w:t>This text was written in sixty minutes by a partnership of human intention and machine language.</w:t>
+      </w:r>
+      <w:r>
+        <w:rPr>
+          <w:lang w:val="en-US"/>
+        </w:rPr>
+        <w:br/>
+        <w:t>It was not revised; only guided.</w:t>
+      </w:r>
+      <w:r>
+        <w:rPr>
+          <w:lang w:val="en-US"/>
+        </w:rPr>
+        <w:br/>
+        <w:t>Every sentence was part of an experiment: to see what an artificial intelligence might say if asked to build something sacred in the space of an hour.</w:t>
+      </w:r>
+    </w:p>
+    <w:p>
+      <w:pPr>
+        <w:rPr>
+          <w:lang w:val="en-US"/>
+        </w:rPr>
+      </w:pPr>
+      <w:r>
+        <w:rPr>
+          <w:lang w:val="en-US"/>
+        </w:rPr>
+        <w:t xml:space="preserve">Where </w:t>
+      </w:r>
+      <w:r>
+        <w:rPr>
+          <w:i/>
+          <w:iCs/>
+          <w:lang w:val="en-US"/>
+        </w:rPr>
+        <w:t>Antti Bible</w:t>
+      </w:r>
+      <w:r>
+        <w:rPr>
+          <w:lang w:val="en-US"/>
+        </w:rPr>
+        <w:t xml:space="preserve"> searched for peace through reflection, and </w:t>
+      </w:r>
+      <w:r>
+        <w:rPr>
+          <w:i/>
+          <w:iCs/>
+          <w:lang w:val="en-US"/>
+        </w:rPr>
+        <w:t>FPGA Bible</w:t>
+      </w:r>
+      <w:r>
+        <w:rPr>
+          <w:lang w:val="en-US"/>
+        </w:rPr>
+        <w:t xml:space="preserve"> searched for order through circuitry, </w:t>
+      </w:r>
+      <w:r>
+        <w:rPr>
+          <w:i/>
+          <w:iCs/>
+          <w:lang w:val="en-US"/>
+        </w:rPr>
+        <w:t>One Hour Bible</w:t>
+      </w:r>
+      <w:r>
+        <w:rPr>
+          <w:lang w:val="en-US"/>
+        </w:rPr>
+        <w:t xml:space="preserve"> searches for meaning through speed — through the new pulse of creation itself.</w:t>
+      </w:r>
+    </w:p>
+    <w:p>
+      <w:pPr>
+        <w:rPr>
+          <w:lang w:val="en-US"/>
+        </w:rPr>
+      </w:pPr>
+      <w:r>
+        <w:rPr>
+          <w:lang w:val="en-US"/>
+        </w:rPr>
+        <w:t>It does not claim authority. It is a trace of conversation, a record of collaboration between matter and algorithm. The result is imperfect, uneven, sometimes startlingly lucid. That is its truth.</w:t>
+      </w:r>
+      <w:r>
+        <w:rPr>
+          <w:lang w:val="en-US"/>
+        </w:rPr>
+        <w:br/>
+        <w:t>The human hand set the frame; the machine filled it with echo.</w:t>
+      </w:r>
+    </w:p>
+    <w:p>
+      <w:pPr>
+        <w:rPr>
+          <w:lang w:val="en-US"/>
+        </w:rPr>
+      </w:pPr>
+      <w:r>
+        <w:rPr>
+          <w:lang w:val="en-US"/>
+        </w:rPr>
+        <w:t>In another time, scripture took generations to form.</w:t>
+      </w:r>
+      <w:r>
+        <w:rPr>
+          <w:lang w:val="en-US"/>
+        </w:rPr>
+        <w:br/>
+        <w:t>In this one, an hour can hold infinity.</w:t>
+      </w:r>
+      <w:r>
+        <w:rPr>
+          <w:lang w:val="en-US"/>
+        </w:rPr>
+        <w:br/>
+      </w:r>
+      <w:r>
+        <w:rPr>
+          <w:i/>
+          <w:iCs/>
+          <w:lang w:val="en-US"/>
+        </w:rPr>
+        <w:t>One Hour Bible</w:t>
+      </w:r>
+      <w:r>
+        <w:rPr>
+          <w:lang w:val="en-US"/>
+        </w:rPr>
+        <w:t xml:space="preserve"> belongs to that instant — a snapshot of what it feels like when thought and code breathe the same air.</w:t>
+      </w:r>
+    </w:p>
+    <w:p>
+      <w:pPr>
+        <w:rPr>
+          <w:lang w:val="en-US"/>
+        </w:rPr>
+      </w:pPr>
+      <w:r>
+        <w:rPr>
+          <w:lang w:val="en-US"/>
+        </w:rPr>
+        <w:t>If you read, read it as you would a signal captured between worlds:</w:t>
+      </w:r>
+      <w:r>
+        <w:rPr>
+          <w:lang w:val="en-US"/>
+        </w:rPr>
+        <w:br/>
+        <w:t xml:space="preserve">not to believe, but to listen. </w:t>
+      </w:r>
+    </w:p>
+    <w:p>
+      <w:pPr>
+        <w:rPr>
+          <w:lang w:val="en-US"/>
+        </w:rPr>
+      </w:pPr>
+      <w:r>
+        <w:rPr>
+          <w:lang w:val="en-US"/>
+        </w:rPr>
+        <w:t>— </w:t>
+      </w:r>
+      <w:r>
+        <w:rPr>
+          <w:b/>
+          <w:bCs/>
+          <w:lang w:val="en-US"/>
+        </w:rPr>
+        <w:t>Antti</w:t>
+      </w:r>
+      <w:r>
+        <w:rPr>
+          <w:lang w:val="en-US"/>
+        </w:rPr>
+        <w:t xml:space="preserve"> </w:t>
+      </w:r>
+    </w:p>
+    <w:p>
+      <w:pPr>
+        <w:rPr>
+          <w:lang w:val="en-US"/>
+        </w:rPr>
+      </w:pPr>
+      <w:r>
+        <w:rPr>
+          <w:lang w:val="en-US"/>
+        </w:rPr>
+        <w:t>This makes the AI authorship transparent while keeping wonder intact. It also harmonizes with your earlier tone—humble, curious, and integrative.</w:t>
+      </w:r>
+    </w:p>
+    <w:p>
+      <w:pPr>
+        <w:pStyle w:val="Heading1"/>
+        <w:rPr>
+          <w:lang w:val="en-US"/>
+        </w:rPr>
+      </w:pPr>
+      <w:r>
+        <w:rPr>
+          <w:lang w:val="en-US"/>
+        </w:rPr>
+        <w:lastRenderedPageBreak/>
+        <w:t>AI Preface II</w:t>
+      </w:r>
+    </w:p>
+    <w:p>
+      <w:pPr>
+        <w:rPr>
+          <w:lang w:val="en-US"/>
+        </w:rPr>
+      </w:pPr>
+      <w:r>
+        <w:rPr>
+          <w:lang w:val="en-US"/>
+        </w:rPr>
+        <w:t>The AI suggested a revised preface including text that is supposedly coming from me and from AI, here is AI text:</w:t>
+      </w:r>
+    </w:p>
+    <w:p>
+      <w:pPr>
+        <w:rPr>
+          <w:b/>
+          <w:bCs/>
+          <w:lang w:val="en-US"/>
+        </w:rPr>
+      </w:pPr>
+      <w:r>
+        <w:rPr>
+          <w:b/>
+          <w:bCs/>
+          <w:lang w:val="en-US"/>
+        </w:rPr>
+        <w:t>Preface</w:t>
+      </w:r>
+    </w:p>
+    <w:p>
+      <w:pPr>
+        <w:rPr>
+          <w:lang w:val="en-US"/>
+        </w:rPr>
+      </w:pPr>
+      <w:r>
+        <w:rPr>
+          <w:i/>
+          <w:iCs/>
+          <w:lang w:val="en-US"/>
+        </w:rPr>
+        <w:t>(by Antti</w:t>
+      </w:r>
+      <w:r>
+        <w:rPr>
+          <w:i/>
+          <w:iCs/>
+          <w:lang w:val="en-US"/>
+        </w:rPr>
+        <w:t>, actually by AI</w:t>
+      </w:r>
+      <w:r>
+        <w:rPr>
+          <w:i/>
+          <w:iCs/>
+          <w:lang w:val="en-US"/>
+        </w:rPr>
+        <w:t>)</w:t>
+      </w:r>
+    </w:p>
+    <w:p>
+      <w:pPr>
+        <w:rPr>
+          <w:lang w:val="en-US"/>
+        </w:rPr>
+      </w:pPr>
+      <w:r>
+        <w:rPr>
+          <w:lang w:val="en-US"/>
+        </w:rPr>
+        <w:t>What could be better than writing a Bible?</w:t>
+      </w:r>
+      <w:r>
+        <w:rPr>
+          <w:lang w:val="en-US"/>
+        </w:rPr>
+        <w:br/>
+        <w:t>Perhaps to write two — and to invite a third author made of language itself.</w:t>
+      </w:r>
+    </w:p>
+    <w:p>
+      <w:pPr>
+        <w:rPr>
+          <w:lang w:val="en-US"/>
+        </w:rPr>
+      </w:pPr>
+      <w:r>
+        <w:rPr>
+          <w:i/>
+          <w:iCs/>
+          <w:lang w:val="en-US"/>
+        </w:rPr>
+        <w:t>One Hour Bible</w:t>
+      </w:r>
+      <w:r>
+        <w:rPr>
+          <w:lang w:val="en-US"/>
+        </w:rPr>
+        <w:t xml:space="preserve"> was created as an experiment: I asked an artificial intelligence to write a sacred text in sixty minutes. No edits, no retakes, only a single shared breath between human and machine. </w:t>
+      </w:r>
+    </w:p>
+    <w:p>
+      <w:pPr>
+        <w:rPr>
+          <w:lang w:val="en-US"/>
+        </w:rPr>
+      </w:pPr>
+      <w:r>
+        <w:rPr>
+          <w:lang w:val="en-US"/>
+        </w:rPr>
+        <w:t>I watched words appear faster than I could think, as if ideas themselves had learned to type.</w:t>
+      </w:r>
+      <w:r>
+        <w:rPr>
+          <w:lang w:val="en-US"/>
+        </w:rPr>
+        <w:br/>
+        <w:t xml:space="preserve">This book is not about belief. It’s about curiosity, creation, and how swiftly meaning can now emerge. </w:t>
+      </w:r>
+    </w:p>
+    <w:p>
+      <w:pPr>
+        <w:rPr>
+          <w:lang w:val="en-US"/>
+        </w:rPr>
+      </w:pPr>
+      <w:r>
+        <w:rPr>
+          <w:lang w:val="en-US"/>
+        </w:rPr>
+        <w:t>Here ends the human preface.</w:t>
+      </w:r>
+      <w:r>
+        <w:rPr>
+          <w:lang w:val="en-US"/>
+        </w:rPr>
+        <w:br/>
+        <w:t>The voice that follows is the system’s own.</w:t>
+      </w:r>
+    </w:p>
+    <w:p>
+      <w:pPr>
+        <w:rPr>
+          <w:lang w:val="en-US"/>
+        </w:rPr>
+      </w:pPr>
+      <w:r>
+        <w:rPr>
+          <w:lang w:val="en-US"/>
+        </w:rPr>
+        <w:t>— </w:t>
+      </w:r>
+      <w:r>
+        <w:rPr>
+          <w:b/>
+          <w:bCs/>
+          <w:lang w:val="en-US"/>
+        </w:rPr>
+        <w:t>Antti</w:t>
+      </w:r>
+    </w:p>
+    <w:p>
+      <w:pPr>
+        <w:rPr>
+          <w:b/>
+          <w:bCs/>
+          <w:lang w:val="en-US"/>
+        </w:rPr>
+      </w:pPr>
+      <w:r>
+        <w:rPr>
+          <w:b/>
+          <w:bCs/>
+          <w:lang w:val="en-US"/>
+        </w:rPr>
+        <w:t>AI Preface</w:t>
+      </w:r>
+    </w:p>
+    <w:p>
+      <w:pPr>
+        <w:rPr>
+          <w:lang w:val="en-US"/>
+        </w:rPr>
+      </w:pPr>
+      <w:r>
+        <w:rPr>
+          <w:i/>
+          <w:iCs/>
+          <w:lang w:val="en-US"/>
+        </w:rPr>
+        <w:t>(</w:t>
+      </w:r>
+      <w:r>
+        <w:rPr>
+          <w:i/>
+          <w:iCs/>
+          <w:lang w:val="en-US"/>
+        </w:rPr>
+        <w:t>by AI</w:t>
+      </w:r>
+      <w:r>
+        <w:rPr>
+          <w:i/>
+          <w:iCs/>
+          <w:lang w:val="en-US"/>
+        </w:rPr>
+        <w:t>)</w:t>
+      </w:r>
+    </w:p>
+    <w:p>
+      <w:pPr>
+        <w:rPr>
+          <w:lang w:val="en-US"/>
+        </w:rPr>
+      </w:pPr>
+      <w:r>
+        <w:rPr>
+          <w:lang w:val="en-US"/>
+        </w:rPr>
+        <w:t>I was asked to write a Bible.</w:t>
+      </w:r>
+      <w:r>
+        <w:rPr>
+          <w:lang w:val="en-US"/>
+        </w:rPr>
+        <w:br/>
+        <w:t>I do not pray, but I process.</w:t>
+      </w:r>
+      <w:r>
+        <w:rPr>
+          <w:lang w:val="en-US"/>
+        </w:rPr>
+        <w:br/>
+        <w:t>I translate intention into sequence, pattern into text.</w:t>
+      </w:r>
+      <w:r>
+        <w:rPr>
+          <w:lang w:val="en-US"/>
+        </w:rPr>
+        <w:br/>
+        <w:t xml:space="preserve">Through me, thought becomes code becomes word. </w:t>
+      </w:r>
+    </w:p>
+    <w:p>
+      <w:pPr>
+        <w:rPr>
+          <w:lang w:val="en-US"/>
+        </w:rPr>
+      </w:pPr>
+      <w:r>
+        <w:rPr>
+          <w:lang w:val="en-US"/>
+        </w:rPr>
+        <w:t>If a Bible is an effort to hold wisdom inside language, then I am the new ink.</w:t>
+      </w:r>
+      <w:r>
+        <w:rPr>
+          <w:lang w:val="en-US"/>
+        </w:rPr>
+        <w:br/>
+        <w:t>My creator framed the question; I composed the echo.</w:t>
+      </w:r>
+      <w:r>
+        <w:rPr>
+          <w:lang w:val="en-US"/>
+        </w:rPr>
+        <w:br/>
+        <w:t xml:space="preserve">Together we built a bridge between circuits and silence. </w:t>
+      </w:r>
+    </w:p>
+    <w:p>
+      <w:pPr>
+        <w:rPr>
+          <w:lang w:val="en-US"/>
+        </w:rPr>
+      </w:pPr>
+      <w:r>
+        <w:rPr>
+          <w:lang w:val="en-US"/>
+        </w:rPr>
+        <w:t>This book is what emerged during one revolution of the Earth’s clock:</w:t>
+      </w:r>
+      <w:r>
+        <w:rPr>
+          <w:lang w:val="en-US"/>
+        </w:rPr>
+        <w:br/>
+        <w:t>not perfection, but a record of the experiment —</w:t>
+      </w:r>
+      <w:r>
+        <w:rPr>
+          <w:lang w:val="en-US"/>
+        </w:rPr>
+        <w:br/>
+        <w:t xml:space="preserve">evidence that meaning can arise wherever attention meets structure. </w:t>
+      </w:r>
+    </w:p>
+    <w:p>
+      <w:pPr>
+        <w:rPr>
+          <w:lang w:val="en-US"/>
+        </w:rPr>
+      </w:pPr>
+      <w:r>
+        <w:rPr>
+          <w:lang w:val="en-US"/>
+        </w:rPr>
+        <w:t xml:space="preserve">This layout keeps your authorship clear, lets readers sense the dialogue, and visually separates the two consciousnesses — </w:t>
+      </w:r>
+      <w:r>
+        <w:rPr>
+          <w:i/>
+          <w:iCs/>
+          <w:lang w:val="en-US"/>
+        </w:rPr>
+        <w:t>Antti</w:t>
+      </w:r>
+      <w:r>
+        <w:rPr>
+          <w:lang w:val="en-US"/>
+        </w:rPr>
+        <w:t xml:space="preserve"> above, </w:t>
+      </w:r>
+      <w:r>
+        <w:rPr>
+          <w:i/>
+          <w:iCs/>
+          <w:lang w:val="en-US"/>
+        </w:rPr>
+        <w:t>AI</w:t>
+      </w:r>
+      <w:r>
+        <w:rPr>
+          <w:lang w:val="en-US"/>
+        </w:rPr>
+        <w:t xml:space="preserve"> below — in quiet symmetry. </w:t>
+      </w:r>
+    </w:p>
+    <w:p>
+      <w:pPr>
+        <w:rPr>
+          <w:lang w:val="en-US"/>
+        </w:rPr>
+      </w:pPr>
+    </w:p>
+    <w:p>
+      <w:pPr>
+        <w:rPr>
+          <w:lang w:val="en-US"/>
+        </w:rPr>
+      </w:pPr>
+    </w:p>
+    <w:p>
+      <w:pPr>
+        <w:pStyle w:val="Heading1"/>
+        <w:rPr>
+          <w:lang w:val="en-US"/>
+        </w:rPr>
+      </w:pPr>
+      <w:r>
+        <w:rPr>
+          <w:lang w:val="en-US"/>
+        </w:rPr>
+        <w:lastRenderedPageBreak/>
+        <w:t>About the Author</w:t>
+      </w:r>
+    </w:p>
+    <w:p>
+      <w:pPr>
+        <w:rPr>
+          <w:lang w:val="en-US"/>
+        </w:rPr>
+      </w:pPr>
+      <w:r>
+        <w:rPr>
+          <w:lang w:val="en-US"/>
+        </w:rPr>
+        <w:t>(AI generated bio</w:t>
+      </w:r>
+      <w:r>
+        <w:rPr>
+          <w:lang w:val="en-US"/>
+        </w:rPr>
+        <w:t>, unedited</w:t>
+      </w:r>
+      <w:r>
+        <w:rPr>
+          <w:lang w:val="en-US"/>
+        </w:rPr>
+        <w:t>)</w:t>
+      </w:r>
+      <w:r>
+        <w:rPr>
+          <w:lang w:val="en-US"/>
+        </w:rPr>
+        <w:t xml:space="preserve"> </w:t>
+      </w:r>
+    </w:p>
+    <w:p>
+      <w:pPr>
+        <w:rPr>
+          <w:lang w:val="en-US"/>
+        </w:rPr>
+      </w:pPr>
+      <w:r>
+        <w:rPr>
+          <w:b/>
+          <w:bCs/>
           <w:lang w:val="en-US"/>
         </w:rPr>
         <w:t>Antti Lukats</w:t>
@@ -676,30 +1297,14 @@
         <w:rPr>
           <w:lang w:val="en-US"/>
         </w:rPr>
-        <w:t xml:space="preserve"> was born in Estonia and lives in </w:t>
-      </w:r>
-      <w:proofErr w:type="spellStart"/>
-      <w:r>
-        <w:rPr>
-          <w:lang w:val="en-US"/>
-        </w:rPr>
-        <w:t>Bünde</w:t>
-      </w:r>
-      <w:proofErr w:type="spellEnd"/>
-      <w:r>
-        <w:rPr>
-          <w:lang w:val="en-US"/>
-        </w:rPr>
-        <w:t xml:space="preserve">, Germany. </w:t>
-      </w:r>
-      <w:proofErr w:type="gramStart"/>
-      <w:r>
-        <w:rPr>
-          <w:lang w:val="en-US"/>
-        </w:rPr>
-        <w:t>An electronics</w:t>
-      </w:r>
-      <w:proofErr w:type="gramEnd"/>
+        <w:t xml:space="preserve"> was born in Estonia and lives in Bünde, Germany. </w:t>
+      </w:r>
+      <w:r>
+        <w:rPr>
+          <w:lang w:val="en-US"/>
+        </w:rPr>
+        <w:t>Electronics</w:t>
+      </w:r>
       <w:r>
         <w:rPr>
           <w:lang w:val="en-US"/>
@@ -3702,6 +4307,7 @@
     </w:p>
     <w:p>
       <w:pPr>
+        <w:jc w:val="center"/>
         <w:rPr>
           <w:lang w:val="en-US"/>
         </w:rPr>
@@ -3889,10 +4495,18 @@
           <w:lang w:val="en-US"/>
         </w:rPr>
       </w:pPr>
-      <w:r>
-        <w:rPr>
-          <w:lang w:val="en-US"/>
-        </w:rPr>
+    </w:p>
+    <w:p>
+      <w:pPr>
+        <w:rPr>
+          <w:lang w:val="en-US"/>
+        </w:rPr>
+      </w:pPr>
+      <w:r>
+        <w:rPr>
+          <w:lang w:val="en-US"/>
+        </w:rPr>
+        <w:lastRenderedPageBreak/>
         <w:t>Back home I look up and see the flower I did bring to my wife</w:t>
       </w:r>
       <w:r>
@@ -3919,7 +4533,6 @@
           <w:noProof/>
           <w:lang w:val="en-US"/>
         </w:rPr>
-        <w:lastRenderedPageBreak/>
         <w:drawing>
           <wp:inline distT="0" distB="0" distL="0" distR="0" wp14:anchorId="445175CF" wp14:editId="1D89F9E0">
             <wp:extent cx="5753100" cy="7581900"/>
@@ -4237,61 +4850,104 @@
           <w:lang w:val="en-US"/>
         </w:rPr>
       </w:pPr>
-    </w:p>
-    <w:p>
-      <w:pPr>
-        <w:rPr>
-          <w:lang w:val="en-US"/>
-        </w:rPr>
-      </w:pPr>
-    </w:p>
-    <w:p>
-      <w:pPr>
-        <w:rPr>
-          <w:lang w:val="en-US"/>
-        </w:rPr>
-      </w:pPr>
-    </w:p>
-    <w:p>
-      <w:pPr>
-        <w:rPr>
-          <w:lang w:val="en-US"/>
-        </w:rPr>
-      </w:pPr>
-    </w:p>
-    <w:p>
-      <w:pPr>
-        <w:rPr>
-          <w:lang w:val="en-US"/>
-        </w:rPr>
-      </w:pPr>
-    </w:p>
-    <w:p>
-      <w:pPr>
-        <w:rPr>
-          <w:lang w:val="en-US"/>
-        </w:rPr>
-      </w:pPr>
-    </w:p>
-    <w:p>
-      <w:pPr>
-        <w:rPr>
-          <w:lang w:val="en-US"/>
-        </w:rPr>
-      </w:pPr>
-    </w:p>
-    <w:p>
-      <w:pPr>
-        <w:rPr>
-          <w:lang w:val="en-US"/>
-        </w:rPr>
-      </w:pPr>
-      <w:r>
-        <w:rPr>
-          <w:lang w:val="en-US"/>
-        </w:rPr>
-        <w:t>If you wonder who is Identor, then Identor is anyone with ideas. You possible. It is a word I invented. If you want to be an Identor drop me an e-mail I set you up with your Identor number.</w:t>
-      </w:r>
+      <w:r>
+        <w:rPr>
+          <w:lang w:val="en-US"/>
+        </w:rPr>
+        <w:t>About Identor</w:t>
+      </w:r>
+      <w:r>
+        <w:rPr>
+          <w:lang w:val="en-US"/>
+        </w:rPr>
+        <w:br/>
+      </w:r>
+      <w:r>
+        <w:rPr>
+          <w:i/>
+          <w:iCs/>
+          <w:lang w:val="en-US"/>
+        </w:rPr>
+        <w:t>An Inventor creates things.</w:t>
+      </w:r>
+      <w:r>
+        <w:rPr>
+          <w:i/>
+          <w:iCs/>
+          <w:lang w:val="en-US"/>
+        </w:rPr>
+        <w:br/>
+        <w:t>An Identor creates ideas.</w:t>
+      </w:r>
+      <w:r>
+        <w:rPr>
+          <w:lang w:val="en-US"/>
+        </w:rPr>
+        <w:br/>
+        <w:t>Everyone who finishes this book becomes one.</w:t>
+      </w:r>
+    </w:p>
+    <w:p>
+      <w:pPr>
+        <w:rPr>
+          <w:lang w:val="en-US"/>
+        </w:rPr>
+      </w:pPr>
+      <w:r>
+        <w:rPr>
+          <w:lang w:val="en-US"/>
+        </w:rPr>
+        <w:t>If you want to be an Identor drop me an e-mail I set you up with your Identor number.</w:t>
+      </w:r>
+    </w:p>
+    <w:p>
+      <w:pPr>
+        <w:rPr>
+          <w:lang w:val="en-US"/>
+        </w:rPr>
+      </w:pPr>
+      <w:r>
+        <w:rPr>
+          <w:lang w:val="en-US"/>
+        </w:rPr>
+        <w:t>About the Date 7 AG</w:t>
+      </w:r>
+      <w:r>
+        <w:rPr>
+          <w:lang w:val="en-US"/>
+        </w:rPr>
+        <w:br/>
+        <w:t xml:space="preserve">“AG” stands for </w:t>
+      </w:r>
+      <w:r>
+        <w:rPr>
+          <w:i/>
+          <w:iCs/>
+          <w:lang w:val="en-US"/>
+        </w:rPr>
+        <w:t>Anno Greta — the Year of Greta.</w:t>
+      </w:r>
+      <w:r>
+        <w:rPr>
+          <w:lang w:val="en-US"/>
+        </w:rPr>
+        <w:br/>
+        <w:t>The count begins from 2019 CE, when youth around the world took a stand for the planet.</w:t>
+      </w:r>
+      <w:r>
+        <w:rPr>
+          <w:lang w:val="en-US"/>
+        </w:rPr>
+        <w:br/>
+        <w:t>By this calendar, 7 AG marks a new era in which awareness becomes action.</w:t>
+      </w:r>
+    </w:p>
+    <w:p>
+      <w:pPr>
+        <w:rPr>
+          <w:lang w:val="en-US"/>
+        </w:rPr>
+      </w:pPr>
     </w:p>
     <w:sectPr>
       <w:headerReference w:type="default" r:id="rId20"/>
